--- a/aura-documents/output/word/09-marketing-and-finance/05-social-media-content-plan.docx
+++ b/aura-documents/output/word/09-marketing-and-finance/05-social-media-content-plan.docx
@@ -30,7 +30,7 @@
           <w:color w:val="7A6753"/>
           <w:sz w:val="16"/>
         </w:rPr>
-        <w:t xml:space="preserve">Document No. AUR-MKT-05 · Version 0.1 (Draft) · Owner: </w:t>
+        <w:t xml:space="preserve">Document No. AUR-MKT-05 · Version 0.2 (Draft) · Owner: </w:t>
       </w:r>
       <w:r>
         <w:rPr>
@@ -400,6 +400,214 @@
                 <w:color w:val="4A3A2C"/>
                 <w:sz w:val="17"/>
               </w:rPr>
+              <w:t>Paid ads (Meta/Instagram, Google)</w:t>
+            </w:r>
+          </w:p>
+        </w:tc>
+        <w:tc>
+          <w:tcPr>
+            <w:tcW w:type="dxa" w:w="2353"/>
+            <w:shd w:val="clear" w:color="auto" w:fill="FBF5EE"/>
+          </w:tcPr>
+          <w:p>
+            <w:pPr>
+              <w:spacing w:before="40" w:after="40" w:line="276" w:lineRule="auto"/>
+            </w:pPr>
+            <w:r>
+              <w:rPr>
+                <w:rFonts w:ascii="Jost" w:hAnsi="Jost" w:cs="Jost" w:eastAsia="Jost"/>
+                <w:b w:val="0"/>
+                <w:i w:val="0"/>
+                <w:color w:val="4A3A2C"/>
+                <w:sz w:val="17"/>
+              </w:rPr>
+              <w:t>Main source of new guests; drive to WhatsApp and online booking</w:t>
+            </w:r>
+          </w:p>
+        </w:tc>
+        <w:tc>
+          <w:tcPr>
+            <w:tcW w:type="dxa" w:w="2353"/>
+            <w:shd w:val="clear" w:color="auto" w:fill="FBF5EE"/>
+          </w:tcPr>
+          <w:p>
+            <w:pPr>
+              <w:spacing w:before="40" w:after="40" w:line="276" w:lineRule="auto"/>
+            </w:pPr>
+            <w:r>
+              <w:rPr>
+                <w:rFonts w:ascii="Jost" w:hAnsi="Jost" w:cs="Jost" w:eastAsia="Jost"/>
+                <w:b w:val="0"/>
+                <w:i w:val="0"/>
+                <w:color w:val="4A3A2C"/>
+                <w:sz w:val="17"/>
+              </w:rPr>
+              <w:t xml:space="preserve">Always-on campaigns </w:t>
+            </w:r>
+            <w:r>
+              <w:rPr>
+                <w:rFonts w:ascii="Jost" w:hAnsi="Jost" w:cs="Jost" w:eastAsia="Jost"/>
+                <w:b w:val="0"/>
+                <w:i w:val="0"/>
+                <w:color w:val="A6754C"/>
+                <w:sz w:val="17"/>
+              </w:rPr>
+              <w:t>[budget AED [___]</w:t>
+            </w:r>
+            <w:r>
+              <w:rPr>
+                <w:rFonts w:ascii="Jost" w:hAnsi="Jost" w:cs="Jost" w:eastAsia="Jost"/>
+                <w:b w:val="0"/>
+                <w:i w:val="0"/>
+                <w:color w:val="4A3A2C"/>
+                <w:sz w:val="17"/>
+              </w:rPr>
+              <w:t>]</w:t>
+            </w:r>
+          </w:p>
+        </w:tc>
+        <w:tc>
+          <w:tcPr>
+            <w:tcW w:type="dxa" w:w="2353"/>
+            <w:shd w:val="clear" w:color="auto" w:fill="FBF5EE"/>
+          </w:tcPr>
+          <w:p>
+            <w:pPr>
+              <w:spacing w:before="40" w:after="40" w:line="276" w:lineRule="auto"/>
+            </w:pPr>
+            <w:r>
+              <w:rPr>
+                <w:rFonts w:ascii="Jost" w:hAnsi="Jost" w:cs="Jost" w:eastAsia="Jost"/>
+                <w:b w:val="0"/>
+                <w:i w:val="0"/>
+                <w:color w:val="4A3A2C"/>
+                <w:sz w:val="17"/>
+              </w:rPr>
+              <w:t>Short video, carousel, lead forms, search ads</w:t>
+            </w:r>
+          </w:p>
+        </w:tc>
+      </w:tr>
+      <w:tr>
+        <w:tc>
+          <w:tcPr>
+            <w:tcW w:type="dxa" w:w="2353"/>
+          </w:tcPr>
+          <w:p>
+            <w:pPr>
+              <w:spacing w:before="40" w:after="40" w:line="276" w:lineRule="auto"/>
+            </w:pPr>
+            <w:r>
+              <w:rPr>
+                <w:rFonts w:ascii="Jost" w:hAnsi="Jost" w:cs="Jost" w:eastAsia="Jost"/>
+                <w:b w:val="0"/>
+                <w:i w:val="0"/>
+                <w:color w:val="4A3A2C"/>
+                <w:sz w:val="17"/>
+              </w:rPr>
+              <w:t>WhatsApp</w:t>
+            </w:r>
+          </w:p>
+        </w:tc>
+        <w:tc>
+          <w:tcPr>
+            <w:tcW w:type="dxa" w:w="2353"/>
+          </w:tcPr>
+          <w:p>
+            <w:pPr>
+              <w:spacing w:before="40" w:after="40" w:line="276" w:lineRule="auto"/>
+            </w:pPr>
+            <w:r>
+              <w:rPr>
+                <w:rFonts w:ascii="Jost" w:hAnsi="Jost" w:cs="Jost" w:eastAsia="Jost"/>
+                <w:b w:val="0"/>
+                <w:i w:val="0"/>
+                <w:color w:val="4A3A2C"/>
+                <w:sz w:val="17"/>
+              </w:rPr>
+              <w:t>Booking and lead follow-up</w:t>
+            </w:r>
+          </w:p>
+        </w:tc>
+        <w:tc>
+          <w:tcPr>
+            <w:tcW w:type="dxa" w:w="2353"/>
+          </w:tcPr>
+          <w:p>
+            <w:pPr>
+              <w:spacing w:before="40" w:after="40" w:line="276" w:lineRule="auto"/>
+            </w:pPr>
+            <w:r>
+              <w:rPr>
+                <w:rFonts w:ascii="Jost" w:hAnsi="Jost" w:cs="Jost" w:eastAsia="Jost"/>
+                <w:b w:val="0"/>
+                <w:i w:val="0"/>
+                <w:color w:val="4A3A2C"/>
+                <w:sz w:val="17"/>
+              </w:rPr>
+              <w:t xml:space="preserve">Replies within </w:t>
+            </w:r>
+            <w:r>
+              <w:rPr>
+                <w:rFonts w:ascii="Jost" w:hAnsi="Jost" w:cs="Jost" w:eastAsia="Jost"/>
+                <w:b w:val="0"/>
+                <w:i w:val="0"/>
+                <w:color w:val="A6754C"/>
+                <w:sz w:val="17"/>
+              </w:rPr>
+              <w:t>[___]</w:t>
+            </w:r>
+            <w:r>
+              <w:rPr>
+                <w:rFonts w:ascii="Jost" w:hAnsi="Jost" w:cs="Jost" w:eastAsia="Jost"/>
+                <w:b w:val="0"/>
+                <w:i w:val="0"/>
+                <w:color w:val="4A3A2C"/>
+                <w:sz w:val="17"/>
+              </w:rPr>
+              <w:t xml:space="preserve"> minutes in opening hours (9:00am–9:00pm)</w:t>
+            </w:r>
+          </w:p>
+        </w:tc>
+        <w:tc>
+          <w:tcPr>
+            <w:tcW w:type="dxa" w:w="2353"/>
+          </w:tcPr>
+          <w:p>
+            <w:pPr>
+              <w:spacing w:before="40" w:after="40" w:line="276" w:lineRule="auto"/>
+            </w:pPr>
+            <w:r>
+              <w:rPr>
+                <w:rFonts w:ascii="Jost" w:hAnsi="Jost" w:cs="Jost" w:eastAsia="Jost"/>
+                <w:b w:val="0"/>
+                <w:i w:val="0"/>
+                <w:color w:val="4A3A2C"/>
+                <w:sz w:val="17"/>
+              </w:rPr>
+              <w:t>1:1 messages; broadcast only with consent</w:t>
+            </w:r>
+          </w:p>
+        </w:tc>
+      </w:tr>
+      <w:tr>
+        <w:tc>
+          <w:tcPr>
+            <w:tcW w:type="dxa" w:w="2353"/>
+            <w:shd w:val="clear" w:color="auto" w:fill="FBF5EE"/>
+          </w:tcPr>
+          <w:p>
+            <w:pPr>
+              <w:spacing w:before="40" w:after="40" w:line="276" w:lineRule="auto"/>
+            </w:pPr>
+            <w:r>
+              <w:rPr>
+                <w:rFonts w:ascii="Jost" w:hAnsi="Jost" w:cs="Jost" w:eastAsia="Jost"/>
+                <w:b w:val="0"/>
+                <w:i w:val="0"/>
+                <w:color w:val="4A3A2C"/>
+                <w:sz w:val="17"/>
+              </w:rPr>
               <w:t>TikTok</w:t>
             </w:r>
           </w:p>
@@ -714,7 +922,7 @@
                 <w:color w:val="4A3A2C"/>
                 <w:sz w:val="17"/>
               </w:rPr>
-              <w:t>Cryotherapy, cold plunge, float, dry float, salt cabin, breathwork: the downshift</w:t>
+              <w:t>Cryotherapy, cold plunge, dry float bed, salt cabin, breathwork: the downshift</w:t>
             </w:r>
           </w:p>
         </w:tc>
@@ -841,7 +1049,7 @@
                 <w:color w:val="4A3A2C"/>
                 <w:sz w:val="17"/>
               </w:rPr>
-              <w:t>IV nutrient therapy and protocols, with clinician-led, compliant wording</w:t>
+              <w:t>The first-visit Healer consultation, personalised packages and sound healing: whole person, always</w:t>
             </w:r>
           </w:p>
         </w:tc>
@@ -861,7 +1069,7 @@
                 <w:color w:val="4A3A2C"/>
                 <w:sz w:val="17"/>
               </w:rPr>
-              <w:t>Instagram</w:t>
+              <w:t>Instagram, TikTok</w:t>
             </w:r>
           </w:p>
         </w:tc>
@@ -948,7 +1156,7 @@
                 <w:color w:val="4A3A2C"/>
                 <w:sz w:val="17"/>
               </w:rPr>
-              <w:t>Meet the hosts</w:t>
+              <w:t>Meet the hosts and Healers</w:t>
             </w:r>
           </w:p>
         </w:tc>
@@ -968,7 +1176,7 @@
                 <w:color w:val="4A3A2C"/>
                 <w:sz w:val="17"/>
               </w:rPr>
-              <w:t>Who will walk with you; training with Elevé</w:t>
+              <w:t>Who will walk with you; training with Elevé; the Healers who design your package</w:t>
             </w:r>
           </w:p>
         </w:tc>
@@ -1011,7 +1219,7 @@
                 <w:color w:val="4A3A2C"/>
                 <w:sz w:val="17"/>
               </w:rPr>
-              <w:t>Founder</w:t>
+              <w:t>The Aura details</w:t>
             </w:r>
           </w:p>
         </w:tc>
@@ -1032,6 +1240,69 @@
                 <w:color w:val="4A3A2C"/>
                 <w:sz w:val="17"/>
               </w:rPr>
+              <w:t>Aura-branded robes, towels, clothing and slippers; refreshments; retail (copper mugs, organic fragrances, wellness pillows, linen)</w:t>
+            </w:r>
+          </w:p>
+        </w:tc>
+        <w:tc>
+          <w:tcPr>
+            <w:tcW w:type="dxa" w:w="3137"/>
+            <w:shd w:val="clear" w:color="auto" w:fill="FBF5EE"/>
+          </w:tcPr>
+          <w:p>
+            <w:pPr>
+              <w:spacing w:before="40" w:after="40" w:line="276" w:lineRule="auto"/>
+            </w:pPr>
+            <w:r>
+              <w:rPr>
+                <w:rFonts w:ascii="Jost" w:hAnsi="Jost" w:cs="Jost" w:eastAsia="Jost"/>
+                <w:b w:val="0"/>
+                <w:i w:val="0"/>
+                <w:color w:val="4A3A2C"/>
+                <w:sz w:val="17"/>
+              </w:rPr>
+              <w:t>Instagram</w:t>
+            </w:r>
+          </w:p>
+        </w:tc>
+      </w:tr>
+      <w:tr>
+        <w:tc>
+          <w:tcPr>
+            <w:tcW w:type="dxa" w:w="3137"/>
+          </w:tcPr>
+          <w:p>
+            <w:pPr>
+              <w:spacing w:before="40" w:after="40" w:line="276" w:lineRule="auto"/>
+            </w:pPr>
+            <w:r>
+              <w:rPr>
+                <w:rFonts w:ascii="Jost" w:hAnsi="Jost" w:cs="Jost" w:eastAsia="Jost"/>
+                <w:b w:val="0"/>
+                <w:i w:val="0"/>
+                <w:color w:val="4A3A2C"/>
+                <w:sz w:val="17"/>
+              </w:rPr>
+              <w:t>Founder</w:t>
+            </w:r>
+          </w:p>
+        </w:tc>
+        <w:tc>
+          <w:tcPr>
+            <w:tcW w:type="dxa" w:w="3137"/>
+          </w:tcPr>
+          <w:p>
+            <w:pPr>
+              <w:spacing w:before="40" w:after="40" w:line="276" w:lineRule="auto"/>
+            </w:pPr>
+            <w:r>
+              <w:rPr>
+                <w:rFonts w:ascii="Jost" w:hAnsi="Jost" w:cs="Jost" w:eastAsia="Jost"/>
+                <w:b w:val="0"/>
+                <w:i w:val="0"/>
+                <w:color w:val="4A3A2C"/>
+                <w:sz w:val="17"/>
+              </w:rPr>
               <w:t>Founder &amp; CEO's story since 2014; why Dubai felt like home</w:t>
             </w:r>
           </w:p>
@@ -1039,7 +1310,6 @@
         <w:tc>
           <w:tcPr>
             <w:tcW w:type="dxa" w:w="3137"/>
-            <w:shd w:val="clear" w:color="auto" w:fill="FBF5EE"/>
           </w:tcPr>
           <w:p>
             <w:pPr>
@@ -1062,6 +1332,7 @@
         <w:tc>
           <w:tcPr>
             <w:tcW w:type="dxa" w:w="3137"/>
+            <w:shd w:val="clear" w:color="auto" w:fill="FBF5EE"/>
           </w:tcPr>
           <w:p>
             <w:pPr>
@@ -1082,6 +1353,7 @@
         <w:tc>
           <w:tcPr>
             <w:tcW w:type="dxa" w:w="3137"/>
+            <w:shd w:val="clear" w:color="auto" w:fill="FBF5EE"/>
           </w:tcPr>
           <w:p>
             <w:pPr>
@@ -1102,6 +1374,7 @@
         <w:tc>
           <w:tcPr>
             <w:tcW w:type="dxa" w:w="3137"/>
+            <w:shd w:val="clear" w:color="auto" w:fill="FBF5EE"/>
           </w:tcPr>
           <w:p>
             <w:pPr>
@@ -1124,7 +1397,6 @@
         <w:tc>
           <w:tcPr>
             <w:tcW w:type="dxa" w:w="3137"/>
-            <w:shd w:val="clear" w:color="auto" w:fill="FBF5EE"/>
           </w:tcPr>
           <w:p>
             <w:pPr>
@@ -1145,7 +1417,6 @@
         <w:tc>
           <w:tcPr>
             <w:tcW w:type="dxa" w:w="3137"/>
-            <w:shd w:val="clear" w:color="auto" w:fill="FBF5EE"/>
           </w:tcPr>
           <w:p>
             <w:pPr>
@@ -1166,7 +1437,6 @@
         <w:tc>
           <w:tcPr>
             <w:tcW w:type="dxa" w:w="3137"/>
-            <w:shd w:val="clear" w:color="auto" w:fill="FBF5EE"/>
           </w:tcPr>
           <w:p>
             <w:pPr>
@@ -1856,7 +2126,7 @@
                 <w:color w:val="4A3A2C"/>
                 <w:sz w:val="17"/>
               </w:rPr>
-              <w:t>Meet the hosts</w:t>
+              <w:t>Meet the hosts and Healers</w:t>
             </w:r>
           </w:p>
         </w:tc>
@@ -1876,7 +2146,7 @@
                 <w:color w:val="4A3A2C"/>
                 <w:sz w:val="17"/>
               </w:rPr>
-              <w:t>Host portraits series; Elevé training clips</w:t>
+              <w:t>Host and Healer portraits series; Elevé training clips</w:t>
             </w:r>
           </w:p>
         </w:tc>
@@ -1970,7 +2240,7 @@
                 <w:color w:val="4A3A2C"/>
                 <w:sz w:val="17"/>
               </w:rPr>
-              <w:t>Heal</w:t>
+              <w:t>Heal and Elevate</w:t>
             </w:r>
           </w:p>
         </w:tc>
@@ -1991,7 +2261,7 @@
                 <w:color w:val="4A3A2C"/>
                 <w:sz w:val="17"/>
               </w:rPr>
-              <w:t>Red-light bed and infrared sauna; Breath of the week</w:t>
+              <w:t>Red-light bed and infrared sauna; sound healing first listen; Breath of the week</w:t>
             </w:r>
           </w:p>
         </w:tc>
@@ -2309,7 +2579,7 @@
           <w:color w:val="4A3A2C"/>
           <w:sz w:val="20"/>
         </w:rPr>
-        <w:t xml:space="preserve"> Something calm is being built on Jumeirah Beach Road. Eleven ways to reset, heal and elevate, in one beautiful space. Opening November 2026. The first 100 are welcomed first. Link in bio.</w:t>
+        <w:t xml:space="preserve"> Something calm is being built on Jumeirah Beach Road. Ten ways to reset, heal and elevate, and a Healer to guide you, in one beautiful space. Open 7 days, 9am to 9pm. Opening November 2026. The first 100 are welcomed first. Link in bio.</w:t>
       </w:r>
     </w:p>
     <w:p>
@@ -2405,6 +2675,31 @@
           <w:sz w:val="20"/>
         </w:rPr>
         <w:t>. Trained by Elevé Health on every unit. Not a receptionist: someone who walks with you from arrival to the last exhale.</w:t>
+      </w:r>
+    </w:p>
+    <w:p>
+      <w:pPr>
+        <w:spacing w:before="0" w:after="120" w:line="312" w:lineRule="auto"/>
+      </w:pPr>
+      <w:r>
+        <w:rPr>
+          <w:rFonts w:ascii="Jost" w:hAnsi="Jost" w:cs="Jost" w:eastAsia="Jost"/>
+          <w:b/>
+          <w:i w:val="0"/>
+          <w:color w:val="4A3A2C"/>
+          <w:sz w:val="20"/>
+        </w:rPr>
+        <w:t>Healer consultation (Elevate):</w:t>
+      </w:r>
+      <w:r>
+        <w:rPr>
+          <w:rFonts w:ascii="Jost" w:hAnsi="Jost" w:cs="Jost" w:eastAsia="Jost"/>
+          <w:b w:val="0"/>
+          <w:i w:val="0"/>
+          <w:color w:val="4A3A2C"/>
+          <w:sz w:val="20"/>
+        </w:rPr>
+        <w:t xml:space="preserve"> Your first visit starts with a conversation. One of our Healers listens, finds the core of what you are carrying, and designs a package to help your nervous system settle. Then your Host walks you through it.</w:t>
       </w:r>
     </w:p>
     <w:p>
@@ -2674,7 +2969,7 @@
                 <w:color w:val="4A3A2C"/>
                 <w:sz w:val="17"/>
               </w:rPr>
-              <w:t>#Cryotherapy #ColdPlunge #FloatTherapy #Breathwork #SaltTherapy</w:t>
+              <w:t>#Cryotherapy #ColdPlunge #DryFloat #Breathwork #SaltTherapy #SoundHealing</w:t>
             </w:r>
           </w:p>
         </w:tc>
@@ -2870,7 +3165,7 @@
           <w:color w:val="4A3A2C"/>
           <w:sz w:val="20"/>
         </w:rPr>
-        <w:t>IV therapy content</w:t>
+        <w:t>No IV or medical services.</w:t>
       </w:r>
       <w:r>
         <w:rPr>
@@ -2880,7 +3175,7 @@
           <w:color w:val="4A3A2C"/>
           <w:sz w:val="20"/>
         </w:rPr>
-        <w:t xml:space="preserve"> always mentions that it is administered by licensed clinical staff and is subject to DHA requirements. No before/after claims. Clinical Lead approves every IV post. Follow DHA rules on health advertising </w:t>
+        <w:t xml:space="preserve"> IV therapy is not offered at launch; do not post about it. Hyperbaric oxygen is described as a wellness session only. No before/after claims. Follow DHA rules on health advertising </w:t>
       </w:r>
       <w:r>
         <w:rPr>
@@ -3135,7 +3430,7 @@
           <w:color w:val="4A3A2C"/>
           <w:sz w:val="20"/>
         </w:rPr>
-        <w:t xml:space="preserve"> Reply within </w:t>
+        <w:t xml:space="preserve"> Reply to comments within </w:t>
       </w:r>
       <w:r>
         <w:rPr>
@@ -3155,7 +3450,27 @@
           <w:color w:val="4A3A2C"/>
           <w:sz w:val="20"/>
         </w:rPr>
-        <w:t xml:space="preserve"> working hours in brand voice. Move health questions to private messages and invite a conversation with a Host.</w:t>
+        <w:t xml:space="preserve"> working hours in brand voice; reply to ad leads and WhatsApp booking messages within </w:t>
+      </w:r>
+      <w:r>
+        <w:rPr>
+          <w:rFonts w:ascii="Jost" w:hAnsi="Jost" w:cs="Jost" w:eastAsia="Jost"/>
+          <w:b w:val="0"/>
+          <w:i w:val="0"/>
+          <w:color w:val="A6754C"/>
+          <w:sz w:val="20"/>
+        </w:rPr>
+        <w:t>[___]</w:t>
+      </w:r>
+      <w:r>
+        <w:rPr>
+          <w:rFonts w:ascii="Jost" w:hAnsi="Jost" w:cs="Jost" w:eastAsia="Jost"/>
+          <w:b w:val="0"/>
+          <w:i w:val="0"/>
+          <w:color w:val="4A3A2C"/>
+          <w:sz w:val="20"/>
+        </w:rPr>
+        <w:t xml:space="preserve"> minutes during opening hours (9:00am–9:00pm). Move health questions to private messages and invite a conversation with a Host or Healer.</w:t>
       </w:r>
     </w:p>
     <w:p>
@@ -3223,7 +3538,7 @@
           <w:color w:val="4A3A2C"/>
           <w:sz w:val="20"/>
         </w:rPr>
-        <w:t>Track weekly: reach, saves, shares, profile visits, link clicks to the founding-member form, founding sign-ups by source. Review monthly against AUR-MKT-04 KPIs.</w:t>
+        <w:t>Track weekly: reach, saves, shares, profile visits, link clicks to the founding-member form, founding sign-ups by source, ad leads, cost per lead, lead response time and bookings by campaign. Review monthly against AUR-MKT-04 KPIs.</w:t>
       </w:r>
     </w:p>
     <w:sectPr>
